--- a/Requirement Discussions/Daily Reports/Document_Registration_requirement_02092026_v1.1.docx
+++ b/Requirement Discussions/Daily Reports/Document_Registration_requirement_02092026_v1.1.docx
@@ -88,6 +88,17 @@
               </w:rPr>
               <w:t>-2026</w:t>
             </w:r>
+            <w:r>
+              <w:rPr>
+                <w:rFonts w:ascii="Times New Roman" w:eastAsia="Times New Roman" w:hAnsi="Times New Roman" w:cs="Times New Roman"/>
+                <w:sz w:val="24"/>
+                <w:szCs w:val="24"/>
+                <w:lang w:eastAsia="en-IN"/>
+              </w:rPr>
+              <w:t xml:space="preserve"> to 05-09-2026</w:t>
+            </w:r>
+            <w:bookmarkStart w:id="0" w:name="_GoBack"/>
+            <w:bookmarkEnd w:id="0"/>
           </w:p>
         </w:tc>
       </w:tr>
@@ -2164,8 +2175,6 @@
           <w:szCs w:val="27"/>
         </w:rPr>
       </w:pPr>
-      <w:bookmarkStart w:id="0" w:name="_GoBack"/>
-      <w:bookmarkEnd w:id="0"/>
       <w:r>
         <w:rPr>
           <w:rFonts w:ascii="Segoe UI" w:hAnsi="Segoe UI" w:cs="Segoe UI"/>
